--- a/deliverables/绿城中国-潮鸣外滩-10万元晚宴冠名服务报价单.docx
+++ b/deliverables/绿城中国-潮鸣外滩-10万元晚宴冠名服务报价单.docx
@@ -57,7 +57,7 @@
           <w:sz w:val="21"/>
           <w:rFonts w:eastAsia="宋体" w:ascii="宋体" w:hAnsi="宋体"/>
         </w:rPr>
-        <w:t>报价单编号：QT-2026-GTC-潮鸣外滩-001       报价日期：2026 年 5 月 ____ 日       有效期：本报价单签发之日起 10 个自然日内有效</w:t>
+        <w:t>报价单编号：QT-2026-GTC-潮鸣外滩-001       报价日期：2026 年 5 月 20 日       有效期：本报价单签发之日起 10 个自然日内有效</w:t>
       </w:r>
     </w:p>
     <w:p/>
@@ -126,7 +126,7 @@
                 <w:sz w:val="21"/>
                 <w:rFonts w:eastAsia="宋体" w:ascii="宋体" w:hAnsi="宋体"/>
               </w:rPr>
-              <w:t>北京大学经济学院上海校友会 / 复旦大学住房政策研究中心（联合主办）</w:t>
+              <w:t>上海市杨浦区科技企业联合会</w:t>
             </w:r>
           </w:p>
         </w:tc>
@@ -171,7 +171,7 @@
                 <w:sz w:val="21"/>
                 <w:rFonts w:eastAsia="宋体" w:ascii="宋体" w:hAnsi="宋体"/>
               </w:rPr>
-              <w:t>________________ / ________________</w:t>
+              <w:t>胡继刚 / 13262607888</w:t>
             </w:r>
           </w:p>
         </w:tc>
@@ -306,7 +306,7 @@
                 <w:sz w:val="21"/>
                 <w:rFonts w:eastAsia="宋体" w:ascii="宋体" w:hAnsi="宋体"/>
               </w:rPr>
-              <w:t>Aiden（绿城方总对接） / ________________</w:t>
+              <w:t>笪浩 / ________________</w:t>
             </w:r>
           </w:p>
         </w:tc>
@@ -1390,7 +1390,7 @@
                 <w:sz w:val="21"/>
                 <w:rFonts w:eastAsia="宋体" w:ascii="宋体" w:hAnsi="宋体"/>
               </w:rPr>
-              <w:t>________________________________</w:t>
+              <w:t>上海市杨浦区科技企业联合会</w:t>
             </w:r>
           </w:p>
         </w:tc>
@@ -1435,7 +1435,7 @@
                 <w:sz w:val="21"/>
                 <w:rFonts w:eastAsia="宋体" w:ascii="宋体" w:hAnsi="宋体"/>
               </w:rPr>
-              <w:t>________________________________</w:t>
+              <w:t>中国农业银行股份有限公司上海营口支行</w:t>
             </w:r>
           </w:p>
         </w:tc>
@@ -1480,52 +1480,7 @@
                 <w:sz w:val="21"/>
                 <w:rFonts w:eastAsia="宋体" w:ascii="宋体" w:hAnsi="宋体"/>
               </w:rPr>
-              <w:t>________________________________</w:t>
-            </w:r>
-          </w:p>
-        </w:tc>
-      </w:tr>
-      <w:tr>
-        <w:tc>
-          <w:tcPr>
-            <w:tcW w:type="dxa" w:w="2154"/>
-            <w:vAlign w:val="center"/>
-            <w:shd w:val="clear" w:color="auto" w:fill="E8F1EC"/>
-          </w:tcPr>
-          <w:p>
-            <w:pPr>
-              <w:spacing w:line="312" w:lineRule="auto"/>
-            </w:pPr>
-            <w:r/>
-            <w:r>
-              <w:rPr>
-                <w:b/>
-                <w:color w:val="1A1A1A"/>
-                <w:sz w:val="21"/>
-                <w:rFonts w:eastAsia="宋体" w:ascii="宋体" w:hAnsi="宋体"/>
-              </w:rPr>
-              <w:t>税号</w:t>
-            </w:r>
-          </w:p>
-        </w:tc>
-        <w:tc>
-          <w:tcPr>
-            <w:tcW w:type="dxa" w:w="7087"/>
-            <w:vAlign w:val="center"/>
-          </w:tcPr>
-          <w:p>
-            <w:pPr>
-              <w:spacing w:line="312" w:lineRule="auto"/>
-            </w:pPr>
-            <w:r/>
-            <w:r>
-              <w:rPr>
-                <w:b w:val="0"/>
-                <w:color w:val="1A1A1A"/>
-                <w:sz w:val="21"/>
-                <w:rFonts w:eastAsia="宋体" w:ascii="宋体" w:hAnsi="宋体"/>
-              </w:rPr>
-              <w:t>________________________________</w:t>
+              <w:t>03354200040012533</w:t>
             </w:r>
           </w:p>
         </w:tc>
@@ -1578,9 +1533,7 @@
               </w:rPr>
               <w:t>甲方（盖章）：</w:t>
               <w:br/>
-              <w:t>北京大学经济学院上海校友会 /</w:t>
-              <w:br/>
-              <w:t>复旦大学住房政策研究中心</w:t>
+              <w:t>上海市杨浦区科技企业联合会</w:t>
             </w:r>
           </w:p>
         </w:tc>
@@ -1684,9 +1637,9 @@
                 <w:sz w:val="22"/>
                 <w:rFonts w:eastAsia="宋体" w:ascii="宋体" w:hAnsi="宋体"/>
               </w:rPr>
-              <w:t>授权代表（签字）：______________________</w:t>
+              <w:t>授权代表（签字）：朱震</w:t>
               <w:br/>
-              <w:t>职务：__________________</w:t>
+              <w:t>职务：秘书长</w:t>
             </w:r>
           </w:p>
         </w:tc>
